--- a/Quick Start Guide.docx
+++ b/Quick Start Guide.docx
@@ -321,7 +321,7 @@
         </w:numPr>
       </w:pPr>
       <w:r>
-        <w:t>To create the sandbox, you will need to install Docker Desktop. You can download it yourself from the website, or run the install-docker.bat script (by double clicking it, or right clicking it and opening it). Docker Desktop requires WSL (Windows Subsystem for Linux is a Microsoft provided Windows component) as well as an updated patch for it. It may require one or two computer restarts before Docker Desktop is able to open successfully, it will likely be a two-step installation process if you have not previously installed WSL.</w:t>
+        <w:t>To create the sandbox, you will need to install Docker Desktop. You can download it yourself from the website, or run the Install Docker.lnk script (by double clicking it, or right clicking it and opening it). Docker Desktop requires WSL (Windows Subsystem for Linux is a Microsoft provided Windows component) as well as an updated patch for it. It may require one or two computer restarts before Docker Desktop is able to open successfully, it will likely be a two-step installation process if you have not previously installed WSL.</w:t>
       </w:r>
     </w:p>
     <w:p>
@@ -345,7 +345,7 @@
         </w:numPr>
       </w:pPr>
       <w:r>
-        <w:t>Running the codex.bat script (right click and open, or double click) will run the script to start the codex container/sandbox. The container will take the name of the folder it is in, so you can run multiple sandboxes. It will take some time to download all of the Linux packages and configure them on the first time. Depending on computer speed may take 5 to 60 minutes.</w:t>
+        <w:t>Running the Codex.lnk script (right click and open, or double click) will run the script to start the codex container/sandbox. The container will take the name of the folder it is in, so you can run multiple sandboxes. It will take some time to download all of the Linux packages and configure them on the first time. Depending on computer speed may take 5 to 60 minutes.</w:t>
       </w:r>
     </w:p>
     <w:p>

--- a/Quick Start Guide.docx
+++ b/Quick Start Guide.docx
@@ -5,6 +5,17 @@
     <w:p>
       <w:r>
         <w:t>Codex Sandbox – Quick Start Guide</w:t>
+      </w:r>
+    </w:p>
+    <w:p>
+      <w:r>
+        <w:rPr>
+          <w:b/>
+        </w:rPr>
+        <w:t xml:space="preserve">Upgrading from an older version? </w:t>
+      </w:r>
+      <w:r>
+        <w:t xml:space="preserve">If you previously used a Codex sandbox before this update, your sign-in and chat history are saved in an old Docker storage volume that this new version no longer uses directly. Before you launch the sandbox for the first time, double-click "Migrate Old Codex Settings.lnk" in this folder and follow the prompts to bring them across. Skip this step if this is your first time installing.</w:t>
       </w:r>
     </w:p>
     <w:p>

--- a/Quick Start Guide.docx
+++ b/Quick Start Guide.docx
@@ -15,7 +15,7 @@
         <w:t xml:space="preserve">Upgrading from an older version? </w:t>
       </w:r>
       <w:r>
-        <w:t xml:space="preserve">If you previously used a Codex sandbox before this update, your sign-in and chat history are saved in an old Docker storage volume that this new version no longer uses directly. Before you launch the sandbox for the first time, double-click "Migrate Old Codex Settings.lnk" in this folder and follow the prompts to bring them across. Skip this step if this is your first time installing.</w:t>
+        <w:t xml:space="preserve">If you previously used a Codex sandbox before this update, your sign-in and chat history are saved in an old Docker storage volume that this new version no longer uses directly. Before you launch the sandbox for the first time, double-click "Migrate Old Codex Settings.cmd" in this folder and follow the prompts to bring them across. Skip this step if this is your first time installing.</w:t>
       </w:r>
     </w:p>
     <w:p>
@@ -332,7 +332,7 @@
         </w:numPr>
       </w:pPr>
       <w:r>
-        <w:t>To create the sandbox, you will need to install Docker Desktop. You can download it yourself from the website, or run the Install Docker.lnk script (by double clicking it, or right clicking it and opening it). Docker Desktop requires WSL (Windows Subsystem for Linux is a Microsoft provided Windows component) as well as an updated patch for it. It may require one or two computer restarts before Docker Desktop is able to open successfully, it will likely be a two-step installation process if you have not previously installed WSL.</w:t>
+        <w:t>To create the sandbox, you will need to install Docker Desktop. You can download it yourself from the website, or run the Install Docker.cmd script (by double clicking it, or right clicking it and opening it). Docker Desktop requires WSL (Windows Subsystem for Linux is a Microsoft provided Windows component) as well as an updated patch for it. It may require one or two computer restarts before Docker Desktop is able to open successfully, it will likely be a two-step installation process if you have not previously installed WSL.</w:t>
       </w:r>
     </w:p>
     <w:p>
@@ -356,7 +356,7 @@
         </w:numPr>
       </w:pPr>
       <w:r>
-        <w:t>Running the Codex.lnk script (right click and open, or double click) will run the script to start the codex container/sandbox. The container will take the name of the folder it is in, so you can run multiple sandboxes. It will take some time to download all of the Linux packages and configure them on the first time. Depending on computer speed may take 5 to 60 minutes.</w:t>
+        <w:t>Running the Codex.cmd script (right click and open, or double click) will run the script to start the codex container/sandbox. The container will take the name of the folder it is in, so you can run multiple sandboxes. It will take some time to download all of the Linux packages and configure them on the first time. Depending on computer speed may take 5 to 60 minutes.</w:t>
       </w:r>
     </w:p>
     <w:p>
